--- a/apl/doc/apl_cyril_v5.docx
+++ b/apl/doc/apl_cyril_v5.docx
@@ -1203,11 +1203,18 @@
         <w:t xml:space="preserve">, </w:t>
       </w:r>
       <w:commentRangeStart w:id="0"/>
+      <w:commentRangeStart w:id="1"/>
       <w:r>
         <w:t>données de</w:t>
       </w:r>
       <w:r>
-        <w:t xml:space="preserve"> 2021 à</w:t>
+        <w:t xml:space="preserve"> 20</w:t>
+      </w:r>
+      <w:r>
+        <w:t>20</w:t>
+      </w:r>
+      <w:r>
+        <w:t xml:space="preserve"> à</w:t>
       </w:r>
       <w:r>
         <w:t xml:space="preserve"> 202</w:t>
@@ -1223,6 +1230,15 @@
           <w:szCs w:val="22"/>
         </w:rPr>
         <w:commentReference w:id="0"/>
+      </w:r>
+      <w:commentRangeEnd w:id="1"/>
+      <w:r>
+        <w:rPr>
+          <w:rStyle w:val="Marquedecommentaire"/>
+          <w:sz w:val="22"/>
+          <w:szCs w:val="22"/>
+        </w:rPr>
+        <w:commentReference w:id="1"/>
       </w:r>
       <w:r>
         <w:t>.</w:t>
@@ -2824,18 +2840,28 @@
       <w:r>
         <w:t xml:space="preserve">Pour les îles non accessibles en ferry, ou pour certains espaces sans accès routier (par exemple des parcs nationaux), </w:t>
       </w:r>
-      <w:commentRangeStart w:id="1"/>
+      <w:commentRangeStart w:id="2"/>
+      <w:commentRangeStart w:id="3"/>
       <w:r>
         <w:t xml:space="preserve">un trajet en bateau </w:t>
       </w:r>
-      <w:commentRangeEnd w:id="1"/>
+      <w:commentRangeEnd w:id="2"/>
       <w:r>
         <w:rPr>
           <w:rStyle w:val="Marquedecommentaire"/>
           <w:sz w:val="22"/>
           <w:szCs w:val="22"/>
         </w:rPr>
-        <w:commentReference w:id="1"/>
+        <w:commentReference w:id="2"/>
+      </w:r>
+      <w:commentRangeEnd w:id="3"/>
+      <w:r>
+        <w:rPr>
+          <w:rStyle w:val="Marquedecommentaire"/>
+          <w:sz w:val="22"/>
+          <w:szCs w:val="22"/>
+        </w:rPr>
+        <w:commentReference w:id="3"/>
       </w:r>
       <w:r>
         <w:t>ou à pied (3 km/h) est pris en compte.</w:t>
@@ -5973,10 +5999,7 @@
         <w:jc w:val="both"/>
       </w:pPr>
       <w:r>
-        <w:t>BEN_SEX_CODE</w:t>
-      </w:r>
-      <w:r>
-        <w:t xml:space="preserve"> qui représente le sexe du bénéficiaire</w:t>
+        <w:t>BEN_SEX_CODE qui représente le sexe du bénéficiaire</w:t>
       </w:r>
     </w:p>
     <w:p>
@@ -6155,8 +6178,8 @@
       <w:pPr>
         <w:jc w:val="both"/>
       </w:pPr>
-      <w:commentRangeStart w:id="2"/>
-      <w:commentRangeStart w:id="3"/>
+      <w:commentRangeStart w:id="4"/>
+      <w:commentRangeStart w:id="5"/>
       <w:r>
         <w:t xml:space="preserve">Nous pouvons donc calculer le taux de recours d’une classe d’âge </w:t>
       </w:r>
@@ -6182,23 +6205,23 @@
       <w:r>
         <w:t xml:space="preserve"> </w:t>
       </w:r>
-      <w:commentRangeEnd w:id="2"/>
+      <w:commentRangeEnd w:id="4"/>
       <w:r>
         <w:rPr>
           <w:rStyle w:val="Marquedecommentaire"/>
           <w:sz w:val="22"/>
           <w:szCs w:val="22"/>
         </w:rPr>
-        <w:commentReference w:id="2"/>
-      </w:r>
-      <w:commentRangeEnd w:id="3"/>
+        <w:commentReference w:id="4"/>
+      </w:r>
+      <w:commentRangeEnd w:id="5"/>
       <w:r>
         <w:rPr>
           <w:rStyle w:val="Marquedecommentaire"/>
           <w:sz w:val="22"/>
           <w:szCs w:val="22"/>
         </w:rPr>
-        <w:commentReference w:id="3"/>
+        <w:commentReference w:id="5"/>
       </w:r>
       <w:r>
         <w:t xml:space="preserve">avec les données DAMIR </w:t>
@@ -6467,26 +6490,30 @@
         <w:t xml:space="preserve"> </w:t>
       </w:r>
       <w:r>
-        <w:t>représente la</w:t>
-      </w:r>
-      <w:r>
-        <w:t xml:space="preserve"> </w:t>
-      </w:r>
-      <w:commentRangeStart w:id="4"/>
-      <w:r>
-        <w:t>somme de la?</w:t>
-      </w:r>
-      <w:r>
-        <w:t xml:space="preserve"> </w:t>
-      </w:r>
-      <w:commentRangeEnd w:id="4"/>
+        <w:t xml:space="preserve">représente la </w:t>
+      </w:r>
+      <w:commentRangeStart w:id="6"/>
+      <w:commentRangeStart w:id="7"/>
+      <w:r>
+        <w:t xml:space="preserve">somme de la </w:t>
+      </w:r>
+      <w:commentRangeEnd w:id="6"/>
       <w:r>
         <w:rPr>
           <w:rStyle w:val="Marquedecommentaire"/>
           <w:sz w:val="22"/>
           <w:szCs w:val="22"/>
         </w:rPr>
-        <w:commentReference w:id="4"/>
+        <w:commentReference w:id="6"/>
+      </w:r>
+      <w:commentRangeEnd w:id="7"/>
+      <w:r>
+        <w:rPr>
+          <w:rStyle w:val="Marquedecommentaire"/>
+          <w:sz w:val="22"/>
+          <w:szCs w:val="22"/>
+        </w:rPr>
+        <w:commentReference w:id="7"/>
       </w:r>
       <w:r>
         <w:t xml:space="preserve">variable PRS_ACT_QTE pour la tranche d’âge </w:t>
@@ -6548,13 +6575,7 @@
         <w:t xml:space="preserve"> </w:t>
       </w:r>
       <w:r>
-        <w:t xml:space="preserve">représente la </w:t>
-      </w:r>
-      <w:r>
-        <w:t xml:space="preserve">somme de la </w:t>
-      </w:r>
-      <w:r>
-        <w:t xml:space="preserve">variable PRS_ACT_QTE pour la spécialité </w:t>
+        <w:t xml:space="preserve">représente la somme de la variable PRS_ACT_QTE pour la spécialité </w:t>
       </w:r>
       <w:r>
         <w:rPr>
@@ -7250,16 +7271,7 @@
         </m:r>
       </m:oMath>
       <w:r>
-        <w:t xml:space="preserve">.  A partir de cette fonction, </w:t>
-      </w:r>
-      <w:r>
-        <w:t xml:space="preserve">le taux de recours </w:t>
-      </w:r>
-      <w:r>
-        <w:t>de</w:t>
-      </w:r>
-      <w:r>
-        <w:t xml:space="preserve"> la classe d’âge </w:t>
+        <w:t xml:space="preserve">.  A partir de cette fonction, le taux de recours de la classe d’âge </w:t>
       </w:r>
       <w:r>
         <w:rPr>
@@ -7270,10 +7282,7 @@
         <w:t>a</w:t>
       </w:r>
       <w:r>
-        <w:t xml:space="preserve"> </w:t>
-      </w:r>
-      <w:r>
-        <w:t xml:space="preserve">pour la spécialité </w:t>
+        <w:t xml:space="preserve"> pour la spécialité </w:t>
       </w:r>
       <m:oMath>
         <m:r>
@@ -7284,19 +7293,7 @@
         </m:r>
       </m:oMath>
       <w:r>
-        <w:t xml:space="preserve"> dans la population générale (décomposition </w:t>
-      </w:r>
-      <w:r>
-        <w:t>INSEE</w:t>
-      </w:r>
-      <w:r>
-        <w:t>)</w:t>
-      </w:r>
-      <w:r>
-        <w:t xml:space="preserve"> </w:t>
-      </w:r>
-      <w:r>
-        <w:t>est donnée par :</w:t>
+        <w:t xml:space="preserve"> dans la population générale (décomposition INSEE) est donnée par :</w:t>
       </w:r>
     </w:p>
     <w:p>
@@ -9877,9 +9874,10 @@
       <w:r>
         <w:t xml:space="preserve">La méthode du 2SFCA a été initialement proposée par </w:t>
       </w:r>
-      <w:commentRangeStart w:id="5"/>
-      <w:commentRangeStart w:id="6"/>
-      <w:commentRangeStart w:id="7"/>
+      <w:commentRangeStart w:id="8"/>
+      <w:commentRangeStart w:id="9"/>
+      <w:commentRangeStart w:id="10"/>
+      <w:commentRangeStart w:id="11"/>
       <w:r>
         <w:t>Radke et Mu (2000)</w:t>
       </w:r>
@@ -9905,7 +9903,7 @@
         <w:t xml:space="preserve"> </w:t>
       </w:r>
       <w:r>
-        <w:t>par Luo et Wang (2003a et b, 2005)</w:t>
+        <w:t>par Luo et Wang (2003a</w:t>
       </w:r>
       <w:r>
         <w:rPr>
@@ -9914,34 +9912,61 @@
         <w:footnoteReference w:id="5"/>
       </w:r>
       <w:r>
-        <w:t xml:space="preserve">. </w:t>
-      </w:r>
-      <w:commentRangeEnd w:id="5"/>
+        <w:t xml:space="preserve"> et b</w:t>
+      </w:r>
+      <w:r>
+        <w:rPr>
+          <w:rStyle w:val="Appelnotedebasdep"/>
+        </w:rPr>
+        <w:footnoteReference w:id="6"/>
+      </w:r>
+      <w:r>
+        <w:t>, 2005</w:t>
+      </w:r>
+      <w:r>
+        <w:rPr>
+          <w:rStyle w:val="Appelnotedebasdep"/>
+        </w:rPr>
+        <w:footnoteReference w:id="7"/>
+      </w:r>
+      <w:r>
+        <w:t xml:space="preserve">). </w:t>
+      </w:r>
+      <w:commentRangeEnd w:id="8"/>
       <w:r>
         <w:rPr>
           <w:rStyle w:val="Marquedecommentaire"/>
           <w:sz w:val="22"/>
           <w:szCs w:val="22"/>
         </w:rPr>
-        <w:commentReference w:id="5"/>
-      </w:r>
-      <w:commentRangeEnd w:id="6"/>
+        <w:commentReference w:id="8"/>
+      </w:r>
+      <w:commentRangeEnd w:id="9"/>
       <w:r>
         <w:rPr>
           <w:rStyle w:val="Marquedecommentaire"/>
           <w:sz w:val="22"/>
           <w:szCs w:val="22"/>
         </w:rPr>
-        <w:commentReference w:id="6"/>
-      </w:r>
-      <w:commentRangeEnd w:id="7"/>
+        <w:commentReference w:id="9"/>
+      </w:r>
+      <w:commentRangeEnd w:id="10"/>
       <w:r>
         <w:rPr>
           <w:rStyle w:val="Marquedecommentaire"/>
           <w:sz w:val="22"/>
           <w:szCs w:val="22"/>
         </w:rPr>
-        <w:commentReference w:id="7"/>
+        <w:commentReference w:id="10"/>
+      </w:r>
+      <w:commentRangeEnd w:id="11"/>
+      <w:r>
+        <w:rPr>
+          <w:rStyle w:val="Marquedecommentaire"/>
+          <w:sz w:val="22"/>
+          <w:szCs w:val="22"/>
+        </w:rPr>
+        <w:commentReference w:id="11"/>
       </w:r>
       <w:r>
         <w:t>Les auteurs ont démontré qu’il s’agissait d’un cas particulier de modèle gravitaire</w:t>
@@ -9969,7 +9994,6 @@
         <w:jc w:val="both"/>
       </w:pPr>
       <w:r>
-        <w:lastRenderedPageBreak/>
         <w:t>Le 2SFCA mesure, pour chaque IRIS de résidence, un ratio d’offre médicale accessible rapportée à la demande potentielle située dans les zones de chalandise des professionnels. Il ne correspond donc pas à une simple densité observée de professionnels dans l’IRIS, mais à une densité potentielle d’offre accessible, tenant compte à la fois de l’offre disponible dans les IRIS voisins et de la demande concurrente des populations voisines. Par rapport aux indicateurs simples de densité ou de distance au professionnel le plus proche, cette méthode permet de mieux prendre en compte les interactions spatiales et les effets de frontière administrative. Son interprétation en ratio offre/demande la rend par ailleurs facilement mobilisable par les acteurs publics, par exemple sous la forme d’un nombre de professionnels accessibles pour 100 000 habitants.</w:t>
       </w:r>
     </w:p>
@@ -11700,18 +11724,18 @@
       <w:r>
         <w:t xml:space="preserve">(cartographie des </w:t>
       </w:r>
-      <w:commentRangeStart w:id="8"/>
+      <w:commentRangeStart w:id="12"/>
       <w:r>
         <w:t>APL</w:t>
       </w:r>
-      <w:commentRangeEnd w:id="8"/>
+      <w:commentRangeEnd w:id="12"/>
       <w:r>
         <w:rPr>
           <w:rStyle w:val="Marquedecommentaire"/>
           <w:sz w:val="40"/>
           <w:szCs w:val="40"/>
         </w:rPr>
-        <w:commentReference w:id="8"/>
+        <w:commentReference w:id="12"/>
       </w:r>
       <w:r>
         <w:t>)</w:t>
@@ -13869,7 +13893,7 @@
       </w:r>
     </w:p>
   </w:comment>
-  <w:comment w:id="1" w:author="MONTMARTIN Benjamin" w:date="2026-05-11T17:35:00Z" w:initials="BM">
+  <w:comment w:id="1" w:author="Cyril Vincent" w:date="2026-06-04T13:26:00Z" w:initials="CV">
     <w:p>
       <w:pPr>
         <w:pStyle w:val="Commentaire"/>
@@ -13881,11 +13905,27 @@
         <w:annotationRef/>
       </w:r>
       <w:r>
+        <w:t>Ok c’est fait</w:t>
+      </w:r>
+    </w:p>
+  </w:comment>
+  <w:comment w:id="2" w:author="MONTMARTIN Benjamin" w:date="2026-05-11T17:35:00Z" w:initials="BM">
+    <w:p>
+      <w:pPr>
+        <w:pStyle w:val="Commentaire"/>
+      </w:pPr>
+      <w:r>
+        <w:rPr>
+          <w:rStyle w:val="Marquedecommentaire"/>
+        </w:rPr>
+        <w:annotationRef/>
+      </w:r>
+      <w:r>
         <w:t>Comme on ne cite que des parcs nationaux, seul un trajet à pied fait sens ou tu considères aussi des choses comme des lacs (dans ce cas préciser dans la parenthèse non?)</w:t>
       </w:r>
     </w:p>
   </w:comment>
-  <w:comment w:id="2" w:author="MONTMARTIN Benjamin" w:date="2026-04-29T13:27:00Z" w:initials="BM">
+  <w:comment w:id="3" w:author="Cyril Vincent" w:date="2026-06-04T21:51:00Z" w:initials="CV">
     <w:p>
       <w:pPr>
         <w:pStyle w:val="Commentaire"/>
@@ -13897,11 +13937,27 @@
         <w:annotationRef/>
       </w:r>
       <w:r>
+        <w:t>Non seul un trajet à pied fait sens</w:t>
+      </w:r>
+    </w:p>
+  </w:comment>
+  <w:comment w:id="4" w:author="MONTMARTIN Benjamin" w:date="2026-04-29T13:27:00Z" w:initials="BM">
+    <w:p>
+      <w:pPr>
+        <w:pStyle w:val="Commentaire"/>
+      </w:pPr>
+      <w:r>
+        <w:rPr>
+          <w:rStyle w:val="Marquedecommentaire"/>
+        </w:rPr>
+        <w:annotationRef/>
+      </w:r>
+      <w:r>
         <w:t>Je pense qu’il faudrait plus détailler ici. Quelles variables dans DAMIR ont été pris en compte pour le calcul du taux de recours par classe d’âge (variable sur quantité d’actes et sur répartition classe d’age dans DAMIR)</w:t>
       </w:r>
     </w:p>
   </w:comment>
-  <w:comment w:id="3" w:author="Cyril Vincent" w:date="2026-05-05T13:10:00Z" w:initials="CV">
+  <w:comment w:id="5" w:author="Cyril Vincent" w:date="2026-05-05T13:10:00Z" w:initials="CV">
     <w:p>
       <w:pPr>
         <w:pStyle w:val="Commentaire"/>
@@ -13917,7 +13973,7 @@
       </w:r>
     </w:p>
   </w:comment>
-  <w:comment w:id="4" w:author="MONTMARTIN Benjamin" w:date="2026-05-11T17:50:00Z" w:initials="BM">
+  <w:comment w:id="6" w:author="MONTMARTIN Benjamin" w:date="2026-05-11T17:50:00Z" w:initials="BM">
     <w:p>
       <w:pPr>
         <w:pStyle w:val="Commentaire"/>
@@ -13933,7 +13989,7 @@
       </w:r>
     </w:p>
   </w:comment>
-  <w:comment w:id="5" w:author="MONTMARTIN Benjamin" w:date="2026-04-23T09:54:00Z" w:initials="BM">
+  <w:comment w:id="7" w:author="Cyril Vincent" w:date="2026-06-04T21:56:00Z" w:initials="CV">
     <w:p>
       <w:pPr>
         <w:pStyle w:val="Commentaire"/>
@@ -13945,11 +14001,27 @@
         <w:annotationRef/>
       </w:r>
       <w:r>
+        <w:t>Oui</w:t>
+      </w:r>
+    </w:p>
+  </w:comment>
+  <w:comment w:id="8" w:author="MONTMARTIN Benjamin" w:date="2026-04-23T09:54:00Z" w:initials="BM">
+    <w:p>
+      <w:pPr>
+        <w:pStyle w:val="Commentaire"/>
+      </w:pPr>
+      <w:r>
+        <w:rPr>
+          <w:rStyle w:val="Marquedecommentaire"/>
+        </w:rPr>
+        <w:annotationRef/>
+      </w:r>
+      <w:r>
         <w:t>Il faudrait mettre les références complètes en note de bas de page</w:t>
       </w:r>
     </w:p>
   </w:comment>
-  <w:comment w:id="6" w:author="Cyril Vincent" w:date="2026-04-27T16:24:00Z" w:initials="CV">
+  <w:comment w:id="9" w:author="Cyril Vincent" w:date="2026-04-27T16:24:00Z" w:initials="CV">
     <w:p>
       <w:pPr>
         <w:pStyle w:val="Commentaire"/>
@@ -13965,7 +14037,7 @@
       </w:r>
     </w:p>
   </w:comment>
-  <w:comment w:id="7" w:author="MONTMARTIN Benjamin" w:date="2026-05-11T19:12:00Z" w:initials="BM">
+  <w:comment w:id="10" w:author="MONTMARTIN Benjamin" w:date="2026-05-11T19:12:00Z" w:initials="BM">
     <w:p>
       <w:pPr>
         <w:pStyle w:val="Commentaire"/>
@@ -13981,7 +14053,23 @@
       </w:r>
     </w:p>
   </w:comment>
-  <w:comment w:id="8" w:author="Cyril Vincent" w:date="2026-04-21T10:01:00Z" w:initials="CV">
+  <w:comment w:id="11" w:author="Cyril Vincent" w:date="2026-06-04T22:07:00Z" w:initials="CV">
+    <w:p>
+      <w:pPr>
+        <w:pStyle w:val="Commentaire"/>
+      </w:pPr>
+      <w:r>
+        <w:rPr>
+          <w:rStyle w:val="Marquedecommentaire"/>
+        </w:rPr>
+        <w:annotationRef/>
+      </w:r>
+      <w:r>
+        <w:t>Fait</w:t>
+      </w:r>
+    </w:p>
+  </w:comment>
+  <w:comment w:id="12" w:author="Cyril Vincent" w:date="2026-04-21T10:01:00Z" w:initials="CV">
     <w:p>
       <w:pPr>
         <w:pStyle w:val="Commentaire"/>
@@ -14003,13 +14091,17 @@
 <file path=word/commentsExtended.xml><?xml version="1.0" encoding="utf-8"?>
 <w15:commentsEx xmlns:wpc="http://schemas.microsoft.com/office/word/2010/wordprocessingCanvas" xmlns:cx="http://schemas.microsoft.com/office/drawing/2014/chartex" xmlns:cx1="http://schemas.microsoft.com/office/drawing/2015/9/8/chartex" xmlns:cx2="http://schemas.microsoft.com/office/drawing/2015/10/21/chartex" xmlns:cx3="http://schemas.microsoft.com/office/drawing/2016/5/9/chartex" xmlns:cx4="http://schemas.microsoft.com/office/drawing/2016/5/10/chartex" xmlns:cx5="http://schemas.microsoft.com/office/drawing/2016/5/11/chartex" xmlns:cx6="http://schemas.microsoft.com/office/drawing/2016/5/12/chartex" xmlns:cx7="http://schemas.microsoft.com/office/drawing/2016/5/13/chartex" xmlns:cx8="http://schemas.microsoft.com/office/drawing/2016/5/14/chartex" xmlns:mc="http://schemas.openxmlformats.org/markup-compatibility/2006" xmlns:aink="http://schemas.microsoft.com/office/drawing/2016/ink" xmlns:am3d="http://schemas.microsoft.com/office/drawing/2017/model3d" xmlns:o="urn:schemas-microsoft-com:office:office" xmlns:oel="http://schemas.microsoft.com/office/2019/extlst" xmlns:r="http://schemas.openxmlformats.org/officeDocument/2006/relationships" xmlns:m="http://schemas.openxmlformats.org/officeDocument/2006/math" xmlns:v="urn:schemas-microsoft-com:vml" xmlns:wp14="http://schemas.microsoft.com/office/word/2010/wordprocessingDrawing" xmlns:wp="http://schemas.openxmlformats.org/drawingml/2006/wordprocessingDrawing" xmlns:w10="urn:schemas-microsoft-com:office:word" xmlns:w="http://schemas.openxmlformats.org/wordprocessingml/2006/main" xmlns:w14="http://schemas.microsoft.com/office/word/2010/wordml" xmlns:w15="http://schemas.microsoft.com/office/word/2012/wordml" xmlns:w16cex="http://schemas.microsoft.com/office/word/2018/wordml/cex" xmlns:w16cid="http://schemas.microsoft.com/office/word/2016/wordml/cid" xmlns:w16="http://schemas.microsoft.com/office/word/2018/wordml" xmlns:w16du="http://schemas.microsoft.com/office/word/2023/wordml/word16du" xmlns:w16sdtdh="http://schemas.microsoft.com/office/word/2020/wordml/sdtdatahash" xmlns:w16sdtfl="http://schemas.microsoft.com/office/word/2024/wordml/sdtformatlock" xmlns:w16se="http://schemas.microsoft.com/office/word/2015/wordml/symex" xmlns:wpg="http://schemas.microsoft.com/office/word/2010/wordprocessingGroup" xmlns:wpi="http://schemas.microsoft.com/office/word/2010/wordprocessingInk" xmlns:wne="http://schemas.microsoft.com/office/word/2006/wordml" xmlns:wps="http://schemas.microsoft.com/office/word/2010/wordprocessingShape" mc:Ignorable="w14 w15 w16se w16cid w16 w16cex w16sdtdh w16sdtfl w16du wp14">
   <w15:commentEx w15:paraId="2BBC9D05" w15:done="0"/>
+  <w15:commentEx w15:paraId="7636F12B" w15:paraIdParent="2BBC9D05" w15:done="0"/>
   <w15:commentEx w15:paraId="225AA49B" w15:done="0"/>
+  <w15:commentEx w15:paraId="24968290" w15:paraIdParent="225AA49B" w15:done="0"/>
   <w15:commentEx w15:paraId="050A27D4" w15:done="0"/>
   <w15:commentEx w15:paraId="71A69614" w15:paraIdParent="050A27D4" w15:done="0"/>
   <w15:commentEx w15:paraId="099269E1" w15:done="0"/>
+  <w15:commentEx w15:paraId="70B3E183" w15:paraIdParent="099269E1" w15:done="0"/>
   <w15:commentEx w15:paraId="36DCA327" w15:done="0"/>
   <w15:commentEx w15:paraId="409C9F65" w15:paraIdParent="36DCA327" w15:done="0"/>
   <w15:commentEx w15:paraId="0F52761C" w15:paraIdParent="36DCA327" w15:done="0"/>
+  <w15:commentEx w15:paraId="4FEA7A8A" w15:paraIdParent="36DCA327" w15:done="0"/>
   <w15:commentEx w15:paraId="7BC1B538" w15:done="0"/>
 </w15:commentsEx>
 </file>
@@ -14017,13 +14109,17 @@
 <file path=word/commentsExtensible.xml><?xml version="1.0" encoding="utf-8"?>
 <w16cex:commentsExtensible xmlns:wpc="http://schemas.microsoft.com/office/word/2010/wordprocessingCanvas" xmlns:cx="http://schemas.microsoft.com/office/drawing/2014/chartex" xmlns:cx1="http://schemas.microsoft.com/office/drawing/2015/9/8/chartex" xmlns:cx2="http://schemas.microsoft.com/office/drawing/2015/10/21/chartex" xmlns:cx3="http://schemas.microsoft.com/office/drawing/2016/5/9/chartex" xmlns:cx4="http://schemas.microsoft.com/office/drawing/2016/5/10/chartex" xmlns:cx5="http://schemas.microsoft.com/office/drawing/2016/5/11/chartex" xmlns:cx6="http://schemas.microsoft.com/office/drawing/2016/5/12/chartex" xmlns:cx7="http://schemas.microsoft.com/office/drawing/2016/5/13/chartex" xmlns:cx8="http://schemas.microsoft.com/office/drawing/2016/5/14/chartex" xmlns:cr="http://schemas.microsoft.com/office/comments/2020/reactions" xmlns:mc="http://schemas.openxmlformats.org/markup-compatibility/2006" xmlns:aink="http://schemas.microsoft.com/office/drawing/2016/ink" xmlns:am3d="http://schemas.microsoft.com/office/drawing/2017/model3d" xmlns:o="urn:schemas-microsoft-com:office:office" xmlns:oel="http://schemas.microsoft.com/office/2019/extlst" xmlns:r="http://schemas.openxmlformats.org/officeDocument/2006/relationships" xmlns:m="http://schemas.openxmlformats.org/officeDocument/2006/math" xmlns:v="urn:schemas-microsoft-com:vml" xmlns:wp14="http://schemas.microsoft.com/office/word/2010/wordprocessingDrawing" xmlns:wp="http://schemas.openxmlformats.org/drawingml/2006/wordprocessingDrawing" xmlns:w10="urn:schemas-microsoft-com:office:word" xmlns:w="http://schemas.openxmlformats.org/wordprocessingml/2006/main" xmlns:w14="http://schemas.microsoft.com/office/word/2010/wordml" xmlns:w15="http://schemas.microsoft.com/office/word/2012/wordml" xmlns:w16cex="http://schemas.microsoft.com/office/word/2018/wordml/cex" xmlns:w16cid="http://schemas.microsoft.com/office/word/2016/wordml/cid" xmlns:w16="http://schemas.microsoft.com/office/word/2018/wordml" xmlns:w16du="http://schemas.microsoft.com/office/word/2023/wordml/word16du" xmlns:w16sdtdh="http://schemas.microsoft.com/office/word/2020/wordml/sdtdatahash" xmlns:w16sdtfl="http://schemas.microsoft.com/office/word/2024/wordml/sdtformatlock" xmlns:w16se="http://schemas.microsoft.com/office/word/2015/wordml/symex" xmlns:wpg="http://schemas.microsoft.com/office/word/2010/wordprocessingGroup" xmlns:wpi="http://schemas.microsoft.com/office/word/2010/wordprocessingInk" xmlns:wne="http://schemas.microsoft.com/office/word/2006/wordml" xmlns:wps="http://schemas.microsoft.com/office/word/2010/wordprocessingShape" mc:Ignorable="w14 w15 w16se w16cid w16 w16cex w16sdtdh w16sdtfl cr w16du wp14">
   <w16cex:commentExtensible w16cex:durableId="0F705A3F" w16cex:dateUtc="2026-05-11T15:05:00Z"/>
+  <w16cex:commentExtensible w16cex:durableId="22F75AF7" w16cex:dateUtc="2026-06-04T11:26:00Z"/>
   <w16cex:commentExtensible w16cex:durableId="45C74499" w16cex:dateUtc="2026-05-11T15:35:00Z"/>
+  <w16cex:commentExtensible w16cex:durableId="75612A33" w16cex:dateUtc="2026-06-04T19:51:00Z"/>
   <w16cex:commentExtensible w16cex:durableId="342CEF03" w16cex:dateUtc="2026-04-29T11:27:00Z"/>
   <w16cex:commentExtensible w16cex:durableId="1D3894B2" w16cex:dateUtc="2026-05-05T11:10:00Z"/>
   <w16cex:commentExtensible w16cex:durableId="531A10EF" w16cex:dateUtc="2026-05-11T15:50:00Z"/>
+  <w16cex:commentExtensible w16cex:durableId="2E759CDC" w16cex:dateUtc="2026-06-04T19:56:00Z"/>
   <w16cex:commentExtensible w16cex:durableId="7124EE28" w16cex:dateUtc="2026-04-23T07:54:00Z"/>
   <w16cex:commentExtensible w16cex:durableId="45493965" w16cex:dateUtc="2026-04-27T14:24:00Z"/>
   <w16cex:commentExtensible w16cex:durableId="5877AFD1" w16cex:dateUtc="2026-05-11T17:12:00Z"/>
+  <w16cex:commentExtensible w16cex:durableId="6F678A65" w16cex:dateUtc="2026-06-04T20:07:00Z"/>
   <w16cex:commentExtensible w16cex:durableId="15F8C9B4" w16cex:dateUtc="2026-04-21T08:01:00Z"/>
 </w16cex:commentsExtensible>
 </file>
@@ -14031,13 +14127,17 @@
 <file path=word/commentsIds.xml><?xml version="1.0" encoding="utf-8"?>
 <w16cid:commentsIds xmlns:wpc="http://schemas.microsoft.com/office/word/2010/wordprocessingCanvas" xmlns:cx="http://schemas.microsoft.com/office/drawing/2014/chartex" xmlns:cx1="http://schemas.microsoft.com/office/drawing/2015/9/8/chartex" xmlns:cx2="http://schemas.microsoft.com/office/drawing/2015/10/21/chartex" xmlns:cx3="http://schemas.microsoft.com/office/drawing/2016/5/9/chartex" xmlns:cx4="http://schemas.microsoft.com/office/drawing/2016/5/10/chartex" xmlns:cx5="http://schemas.microsoft.com/office/drawing/2016/5/11/chartex" xmlns:cx6="http://schemas.microsoft.com/office/drawing/2016/5/12/chartex" xmlns:cx7="http://schemas.microsoft.com/office/drawing/2016/5/13/chartex" xmlns:cx8="http://schemas.microsoft.com/office/drawing/2016/5/14/chartex" xmlns:mc="http://schemas.openxmlformats.org/markup-compatibility/2006" xmlns:aink="http://schemas.microsoft.com/office/drawing/2016/ink" xmlns:am3d="http://schemas.microsoft.com/office/drawing/2017/model3d" xmlns:o="urn:schemas-microsoft-com:office:office" xmlns:oel="http://schemas.microsoft.com/office/2019/extlst" xmlns:r="http://schemas.openxmlformats.org/officeDocument/2006/relationships" xmlns:m="http://schemas.openxmlformats.org/officeDocument/2006/math" xmlns:v="urn:schemas-microsoft-com:vml" xmlns:wp14="http://schemas.microsoft.com/office/word/2010/wordprocessingDrawing" xmlns:wp="http://schemas.openxmlformats.org/drawingml/2006/wordprocessingDrawing" xmlns:w10="urn:schemas-microsoft-com:office:word" xmlns:w="http://schemas.openxmlformats.org/wordprocessingml/2006/main" xmlns:w14="http://schemas.microsoft.com/office/word/2010/wordml" xmlns:w15="http://schemas.microsoft.com/office/word/2012/wordml" xmlns:w16cex="http://schemas.microsoft.com/office/word/2018/wordml/cex" xmlns:w16cid="http://schemas.microsoft.com/office/word/2016/wordml/cid" xmlns:w16="http://schemas.microsoft.com/office/word/2018/wordml" xmlns:w16du="http://schemas.microsoft.com/office/word/2023/wordml/word16du" xmlns:w16sdtdh="http://schemas.microsoft.com/office/word/2020/wordml/sdtdatahash" xmlns:w16sdtfl="http://schemas.microsoft.com/office/word/2024/wordml/sdtformatlock" xmlns:w16se="http://schemas.microsoft.com/office/word/2015/wordml/symex" xmlns:wpg="http://schemas.microsoft.com/office/word/2010/wordprocessingGroup" xmlns:wpi="http://schemas.microsoft.com/office/word/2010/wordprocessingInk" xmlns:wne="http://schemas.microsoft.com/office/word/2006/wordml" xmlns:wps="http://schemas.microsoft.com/office/word/2010/wordprocessingShape" mc:Ignorable="w14 w15 w16se w16cid w16 w16cex w16sdtdh w16sdtfl w16du wp14">
   <w16cid:commentId w16cid:paraId="2BBC9D05" w16cid:durableId="0F705A3F"/>
+  <w16cid:commentId w16cid:paraId="7636F12B" w16cid:durableId="22F75AF7"/>
   <w16cid:commentId w16cid:paraId="225AA49B" w16cid:durableId="45C74499"/>
+  <w16cid:commentId w16cid:paraId="24968290" w16cid:durableId="75612A33"/>
   <w16cid:commentId w16cid:paraId="050A27D4" w16cid:durableId="342CEF03"/>
   <w16cid:commentId w16cid:paraId="71A69614" w16cid:durableId="1D3894B2"/>
   <w16cid:commentId w16cid:paraId="099269E1" w16cid:durableId="531A10EF"/>
+  <w16cid:commentId w16cid:paraId="70B3E183" w16cid:durableId="2E759CDC"/>
   <w16cid:commentId w16cid:paraId="36DCA327" w16cid:durableId="7124EE28"/>
   <w16cid:commentId w16cid:paraId="409C9F65" w16cid:durableId="45493965"/>
   <w16cid:commentId w16cid:paraId="0F52761C" w16cid:durableId="5877AFD1"/>
+  <w16cid:commentId w16cid:paraId="4FEA7A8A" w16cid:durableId="6F678A65"/>
   <w16cid:commentId w16cid:paraId="7BC1B538" w16cid:durableId="15F8C9B4"/>
 </w16cid:commentsIds>
 </file>
@@ -14236,17 +14336,138 @@
         <w:t>6, 105–112.</w:t>
       </w:r>
     </w:p>
-    <w:p>
-      <w:pPr>
-        <w:pStyle w:val="Notedebasdepage"/>
-        <w:jc w:val="both"/>
-        <w:rPr>
-          <w:lang w:val="en-US"/>
-        </w:rPr>
-      </w:pPr>
-    </w:p>
   </w:footnote>
   <w:footnote w:id="5">
+    <w:p>
+      <w:pPr>
+        <w:pStyle w:val="Notedebasdepage"/>
+        <w:rPr>
+          <w:lang w:val="en-US"/>
+        </w:rPr>
+      </w:pPr>
+      <w:r>
+        <w:rPr>
+          <w:rStyle w:val="Appelnotedebasdep"/>
+        </w:rPr>
+        <w:footnoteRef/>
+      </w:r>
+      <w:r>
+        <w:rPr>
+          <w:lang w:val="en-US"/>
+        </w:rPr>
+        <w:t xml:space="preserve"> </w:t>
+      </w:r>
+      <w:r>
+        <w:rPr>
+          <w:lang w:val="en-US"/>
+        </w:rPr>
+        <w:t>Luo, W. et F. Wang, 2003, « Measures of spatial accessibility to health care</w:t>
+      </w:r>
+      <w:r>
+        <w:rPr>
+          <w:lang w:val="en-US"/>
+        </w:rPr>
+        <w:t xml:space="preserve"> i</w:t>
+      </w:r>
+      <w:r>
+        <w:rPr>
+          <w:lang w:val="en-US"/>
+        </w:rPr>
+        <w:t>n a GIS environment :</w:t>
+      </w:r>
+      <w:r>
+        <w:rPr>
+          <w:lang w:val="en-US"/>
+        </w:rPr>
+        <w:t xml:space="preserve"> s</w:t>
+      </w:r>
+      <w:r>
+        <w:rPr>
+          <w:lang w:val="en-US"/>
+        </w:rPr>
+        <w:t>ynthesis and a case study in the Chicago region »,</w:t>
+      </w:r>
+    </w:p>
+    <w:p>
+      <w:pPr>
+        <w:pStyle w:val="Notedebasdepage"/>
+        <w:rPr>
+          <w:lang w:val="en-US"/>
+        </w:rPr>
+      </w:pPr>
+      <w:r>
+        <w:rPr>
+          <w:lang w:val="en-US"/>
+        </w:rPr>
+        <w:t>Environment and Planning</w:t>
+      </w:r>
+    </w:p>
+  </w:footnote>
+  <w:footnote w:id="6">
+    <w:p>
+      <w:pPr>
+        <w:pStyle w:val="Notedebasdepage"/>
+        <w:rPr>
+          <w:lang w:val="en-US"/>
+        </w:rPr>
+      </w:pPr>
+      <w:r>
+        <w:rPr>
+          <w:rStyle w:val="Appelnotedebasdep"/>
+        </w:rPr>
+        <w:footnoteRef/>
+      </w:r>
+      <w:r>
+        <w:rPr>
+          <w:lang w:val="en-US"/>
+        </w:rPr>
+        <w:t xml:space="preserve"> </w:t>
+      </w:r>
+      <w:r>
+        <w:rPr>
+          <w:lang w:val="en-US"/>
+        </w:rPr>
+        <w:t xml:space="preserve">Luo, W. et F. Wang, 2003: </w:t>
+      </w:r>
+      <w:r>
+        <w:rPr>
+          <w:lang w:val="en-US"/>
+        </w:rPr>
+        <w:t>“</w:t>
+      </w:r>
+      <w:r>
+        <w:rPr>
+          <w:lang w:val="en-US"/>
+        </w:rPr>
+        <w:t>Planning and Design</w:t>
+      </w:r>
+      <w:r>
+        <w:rPr>
+          <w:lang w:val="en-US"/>
+        </w:rPr>
+        <w:t>”</w:t>
+      </w:r>
+      <w:r>
+        <w:rPr>
+          <w:lang w:val="en-US"/>
+        </w:rPr>
+        <w:t>, Pion Ltd, London, vol. 30(6),</w:t>
+      </w:r>
+      <w:r>
+        <w:rPr>
+          <w:lang w:val="en-US"/>
+        </w:rPr>
+        <w:t xml:space="preserve"> </w:t>
+      </w:r>
+      <w:r>
+        <w:rPr>
+          <w:lang w:val="en-US"/>
+        </w:rPr>
+        <w:t>pages 865-884.</w:t>
+      </w:r>
+    </w:p>
+  </w:footnote>
+  <w:footnote w:id="7">
     <w:p>
       <w:pPr>
         <w:pStyle w:val="Notedebasdepage"/>
@@ -16932,6 +17153,7 @@
   <w:style w:type="character" w:default="1" w:styleId="Policepardfaut">
     <w:name w:val="Default Paragraph Font"/>
     <w:uiPriority w:val="1"/>
+    <w:semiHidden/>
     <w:unhideWhenUsed/>
   </w:style>
   <w:style w:type="table" w:default="1" w:styleId="TableauNormal">
